--- a/pr-preview/pr-192/estimation-handout.docx
+++ b/pr-preview/pr-192/estimation-handout.docx
@@ -15,7 +15,7 @@
         <w:pStyle w:val="Date"/>
       </w:pPr>
       <w:r>
-        <w:t xml:space="preserve">Last modified: 2026-10-15 00:59:48 (PDT)</w:t>
+        <w:t xml:space="preserve">Last modified: 2026-10-15 02:02:52 (PDT)</w:t>
       </w:r>
     </w:p>
     <w:bookmarkStart w:id="14" w:name="scientific-models"/>
@@ -6830,11 +6830,11 @@
               <m:grow/>
             </m:dPr>
             <m:e>
-              <m:r>
-                <m:t>​</m:t>
-              </m:r>
               <m:sSup>
                 <m:e>
+                  <m:r>
+                    <m:t>​</m:t>
+                  </m:r>
                   <m:d>
                     <m:dPr>
                       <m:begChr m:val="("/>
@@ -6874,6 +6874,9 @@
                       </m:r>
                     </m:e>
                   </m:d>
+                  <m:r>
+                    <m:t>​</m:t>
+                  </m:r>
                 </m:e>
                 <m:sup>
                   <m:r>
@@ -6881,9 +6884,6 @@
                   </m:r>
                 </m:sup>
               </m:sSup>
-              <m:r>
-                <m:t>​</m:t>
-              </m:r>
             </m:e>
           </m:d>
           <m:r>
@@ -6946,11 +6946,11 @@
         <w:t xml:space="preserve"> </w:t>
       </w:r>
       <m:oMath>
-        <m:r>
-          <m:t>​</m:t>
-        </m:r>
         <m:sSup>
           <m:e>
+            <m:r>
+              <m:t>​</m:t>
+            </m:r>
             <m:d>
               <m:dPr>
                 <m:begChr m:val="("/>
@@ -6993,6 +6993,9 @@
                 </m:r>
               </m:e>
             </m:d>
+            <m:r>
+              <m:t>​</m:t>
+            </m:r>
           </m:e>
           <m:sup>
             <m:r>
@@ -7000,9 +7003,6 @@
             </m:r>
           </m:sup>
         </m:sSup>
-        <m:r>
-          <m:t>​</m:t>
-        </m:r>
       </m:oMath>
       <w:r>
         <w:t xml:space="preserve"> </w:t>
@@ -7093,11 +7093,11 @@
         <m:oMath>
           <m:eqArr>
             <m:e>
-              <m:r>
-                <m:t>​</m:t>
-              </m:r>
               <m:sSup>
                 <m:e>
+                  <m:r>
+                    <m:t>​</m:t>
+                  </m:r>
                   <m:d>
                     <m:dPr>
                       <m:begChr m:val="("/>
@@ -7140,6 +7140,9 @@
                       </m:r>
                     </m:e>
                   </m:d>
+                  <m:r>
+                    <m:t>​</m:t>
+                  </m:r>
                 </m:e>
                 <m:sup>
                   <m:r>
@@ -7148,9 +7151,6 @@
                 </m:sup>
               </m:sSup>
               <m:r>
-                <m:t>​</m:t>
-              </m:r>
-              <m:r>
                 <m:t>&amp;</m:t>
               </m:r>
               <m:r>
@@ -7159,11 +7159,11 @@
                 </m:rPr>
                 <m:t>=</m:t>
               </m:r>
-              <m:r>
-                <m:t>​</m:t>
-              </m:r>
               <m:sSup>
                 <m:e>
+                  <m:r>
+                    <m:t>​</m:t>
+                  </m:r>
                   <m:d>
                     <m:dPr>
                       <m:begChr m:val="("/>
@@ -7215,6 +7215,9 @@
                       </m:r>
                     </m:e>
                   </m:d>
+                  <m:r>
+                    <m:t>​</m:t>
+                  </m:r>
                 </m:e>
                 <m:sup>
                   <m:r>
@@ -7223,9 +7226,6 @@
                 </m:sup>
               </m:sSup>
               <m:r>
-                <m:t>​</m:t>
-              </m:r>
-              <m:r>
                 <m:t>&amp;</m:t>
               </m:r>
               <m:r>
@@ -7249,11 +7249,11 @@
                 </m:rPr>
                 <m:t>=</m:t>
               </m:r>
-              <m:r>
-                <m:t>​</m:t>
-              </m:r>
               <m:sSup>
                 <m:e>
+                  <m:r>
+                    <m:t>​</m:t>
+                  </m:r>
                   <m:d>
                     <m:dPr>
                       <m:begChr m:val="("/>
@@ -7296,6 +7296,9 @@
                       </m:r>
                     </m:e>
                   </m:d>
+                  <m:r>
+                    <m:t>​</m:t>
+                  </m:r>
                 </m:e>
                 <m:sup>
                   <m:r>
@@ -7303,9 +7306,6 @@
                   </m:r>
                 </m:sup>
               </m:sSup>
-              <m:r>
-                <m:t>​</m:t>
-              </m:r>
               <m:r>
                 <m:rPr>
                   <m:sty m:val="p"/>
@@ -7429,11 +7429,11 @@
         <w:t xml:space="preserve"> </w:t>
       </w:r>
       <m:oMath>
-        <m:r>
-          <m:t>​</m:t>
-        </m:r>
         <m:sSup>
           <m:e>
+            <m:r>
+              <m:t>​</m:t>
+            </m:r>
             <m:d>
               <m:dPr>
                 <m:begChr m:val="("/>
@@ -7476,6 +7476,9 @@
                 </m:r>
               </m:e>
             </m:d>
+            <m:r>
+              <m:t>​</m:t>
+            </m:r>
           </m:e>
           <m:sup>
             <m:r>
@@ -7483,9 +7486,6 @@
             </m:r>
           </m:sup>
         </m:sSup>
-        <m:r>
-          <m:t>​</m:t>
-        </m:r>
         <m:r>
           <m:rPr>
             <m:sty m:val="p"/>
@@ -7764,11 +7764,11 @@
             </m:rPr>
             <m:t>−</m:t>
           </m:r>
-          <m:r>
-            <m:t>​</m:t>
-          </m:r>
           <m:sSup>
             <m:e>
+              <m:r>
+                <m:t>​</m:t>
+              </m:r>
               <m:d>
                 <m:dPr>
                   <m:begChr m:val="("/>
@@ -7811,6 +7811,9 @@
                   </m:r>
                 </m:e>
               </m:d>
+              <m:r>
+                <m:t>​</m:t>
+              </m:r>
             </m:e>
             <m:sup>
               <m:r>
@@ -7818,9 +7821,6 @@
               </m:r>
             </m:sup>
           </m:sSup>
-          <m:r>
-            <m:t>​</m:t>
-          </m:r>
           <m:r>
             <m:t>  </m:t>
           </m:r>
@@ -7880,11 +7880,11 @@
         <m:oMath>
           <m:eqArr>
             <m:e>
-              <m:r>
-                <m:t>​</m:t>
-              </m:r>
               <m:sSup>
                 <m:e>
+                  <m:r>
+                    <m:t>​</m:t>
+                  </m:r>
                   <m:d>
                     <m:dPr>
                       <m:begChr m:val="("/>
@@ -7927,6 +7927,9 @@
                       </m:r>
                     </m:e>
                   </m:d>
+                  <m:r>
+                    <m:t>​</m:t>
+                  </m:r>
                 </m:e>
                 <m:sup>
                   <m:r>
@@ -7934,9 +7937,6 @@
                   </m:r>
                 </m:sup>
               </m:sSup>
-              <m:r>
-                <m:t>​</m:t>
-              </m:r>
               <m:r>
                 <m:rPr>
                   <m:sty m:val="p"/>
@@ -7984,11 +7984,11 @@
                 </m:rPr>
                 <m:t>=</m:t>
               </m:r>
-              <m:r>
-                <m:t>​</m:t>
-              </m:r>
               <m:sSup>
                 <m:e>
+                  <m:r>
+                    <m:t>​</m:t>
+                  </m:r>
                   <m:d>
                     <m:dPr>
                       <m:begChr m:val="("/>
@@ -8031,6 +8031,9 @@
                       </m:r>
                     </m:e>
                   </m:d>
+                  <m:r>
+                    <m:t>​</m:t>
+                  </m:r>
                 </m:e>
                 <m:sup>
                   <m:r>
@@ -8038,9 +8041,6 @@
                   </m:r>
                 </m:sup>
               </m:sSup>
-              <m:r>
-                <m:t>​</m:t>
-              </m:r>
               <m:r>
                 <m:rPr>
                   <m:sty m:val="p"/>
@@ -8165,11 +8165,11 @@
                 </m:rPr>
                 <m:t>=</m:t>
               </m:r>
-              <m:r>
-                <m:t>​</m:t>
-              </m:r>
               <m:sSup>
                 <m:e>
+                  <m:r>
+                    <m:t>​</m:t>
+                  </m:r>
                   <m:d>
                     <m:dPr>
                       <m:begChr m:val="("/>
@@ -8212,6 +8212,9 @@
                       </m:r>
                     </m:e>
                   </m:d>
+                  <m:r>
+                    <m:t>​</m:t>
+                  </m:r>
                 </m:e>
                 <m:sup>
                   <m:r>
@@ -8219,9 +8222,6 @@
                   </m:r>
                 </m:sup>
               </m:sSup>
-              <m:r>
-                <m:t>​</m:t>
-              </m:r>
               <m:r>
                 <m:rPr>
                   <m:sty m:val="p"/>
@@ -8337,11 +8337,11 @@
                 </m:rPr>
                 <m:t>−</m:t>
               </m:r>
-              <m:r>
-                <m:t>​</m:t>
-              </m:r>
               <m:sSup>
                 <m:e>
+                  <m:r>
+                    <m:t>​</m:t>
+                  </m:r>
                   <m:d>
                     <m:dPr>
                       <m:begChr m:val="("/>
@@ -8384,6 +8384,9 @@
                       </m:r>
                     </m:e>
                   </m:d>
+                  <m:r>
+                    <m:t>​</m:t>
+                  </m:r>
                 </m:e>
                 <m:sup>
                   <m:r>
@@ -8391,9 +8394,6 @@
                   </m:r>
                 </m:sup>
               </m:sSup>
-              <m:r>
-                <m:t>​</m:t>
-              </m:r>
               <m:r>
                 <m:t>&amp;</m:t>
               </m:r>
@@ -8527,11 +8527,11 @@
                 </m:rPr>
                 <m:t>+</m:t>
               </m:r>
-              <m:r>
-                <m:t>​</m:t>
-              </m:r>
               <m:sSup>
                 <m:e>
+                  <m:r>
+                    <m:t>​</m:t>
+                  </m:r>
                   <m:d>
                     <m:dPr>
                       <m:begChr m:val="("/>
@@ -8574,6 +8574,9 @@
                       </m:r>
                     </m:e>
                   </m:d>
+                  <m:r>
+                    <m:t>​</m:t>
+                  </m:r>
                 </m:e>
                 <m:sup>
                   <m:r>
@@ -8582,19 +8585,16 @@
                 </m:sup>
               </m:sSup>
               <m:r>
-                <m:t>​</m:t>
-              </m:r>
-              <m:r>
                 <m:rPr>
                   <m:sty m:val="p"/>
                 </m:rPr>
                 <m:t>−</m:t>
               </m:r>
-              <m:r>
-                <m:t>​</m:t>
-              </m:r>
               <m:sSup>
                 <m:e>
+                  <m:r>
+                    <m:t>​</m:t>
+                  </m:r>
                   <m:d>
                     <m:dPr>
                       <m:begChr m:val="("/>
@@ -8637,6 +8637,9 @@
                       </m:r>
                     </m:e>
                   </m:d>
+                  <m:r>
+                    <m:t>​</m:t>
+                  </m:r>
                 </m:e>
                 <m:sup>
                   <m:r>
@@ -8644,9 +8647,6 @@
                   </m:r>
                 </m:sup>
               </m:sSup>
-              <m:r>
-                <m:t>​</m:t>
-              </m:r>
               <m:r>
                 <m:t>&amp;</m:t>
               </m:r>
@@ -8791,11 +8791,11 @@
                   <m:grow/>
                 </m:dPr>
                 <m:e>
-                  <m:r>
-                    <m:t>​</m:t>
-                  </m:r>
                   <m:sSup>
                     <m:e>
+                      <m:r>
+                        <m:t>​</m:t>
+                      </m:r>
                       <m:d>
                         <m:dPr>
                           <m:begChr m:val="("/>
@@ -8838,6 +8838,9 @@
                           </m:r>
                         </m:e>
                       </m:d>
+                      <m:r>
+                        <m:t>​</m:t>
+                      </m:r>
                     </m:e>
                     <m:sup>
                       <m:r>
@@ -8845,20 +8848,17 @@
                       </m:r>
                     </m:sup>
                   </m:sSup>
-                  <m:r>
-                    <m:t>​</m:t>
-                  </m:r>
                   <m:r>
                     <m:rPr>
                       <m:sty m:val="p"/>
                     </m:rPr>
                     <m:t>−</m:t>
                   </m:r>
-                  <m:r>
-                    <m:t>​</m:t>
-                  </m:r>
                   <m:sSup>
                     <m:e>
+                      <m:r>
+                        <m:t>​</m:t>
+                      </m:r>
                       <m:d>
                         <m:dPr>
                           <m:begChr m:val="("/>
@@ -8901,6 +8901,9 @@
                           </m:r>
                         </m:e>
                       </m:d>
+                      <m:r>
+                        <m:t>​</m:t>
+                      </m:r>
                     </m:e>
                     <m:sup>
                       <m:r>
@@ -8908,9 +8911,6 @@
                       </m:r>
                     </m:sup>
                   </m:sSup>
-                  <m:r>
-                    <m:t>​</m:t>
-                  </m:r>
                 </m:e>
               </m:d>
               <m:r>
@@ -9545,11 +9545,11 @@
                   <m:grow/>
                 </m:dPr>
                 <m:e>
-                  <m:r>
-                    <m:t>​</m:t>
-                  </m:r>
                   <m:sSup>
                     <m:e>
+                      <m:r>
+                        <m:t>​</m:t>
+                      </m:r>
                       <m:d>
                         <m:dPr>
                           <m:begChr m:val="("/>
@@ -9589,6 +9589,9 @@
                           </m:r>
                         </m:e>
                       </m:d>
+                      <m:r>
+                        <m:t>​</m:t>
+                      </m:r>
                     </m:e>
                     <m:sup>
                       <m:r>
@@ -9596,9 +9599,6 @@
                       </m:r>
                     </m:sup>
                   </m:sSup>
-                  <m:r>
-                    <m:t>​</m:t>
-                  </m:r>
                 </m:e>
               </m:d>
               <m:r>
@@ -10337,11 +10337,11 @@
             </m:rPr>
             <m:t>=</m:t>
           </m:r>
-          <m:r>
-            <m:t>​</m:t>
-          </m:r>
           <m:sSup>
             <m:e>
+              <m:r>
+                <m:t>​</m:t>
+              </m:r>
               <m:d>
                 <m:dPr>
                   <m:begChr m:val="("/>
@@ -10384,6 +10384,9 @@
                   </m:r>
                 </m:e>
               </m:d>
+              <m:r>
+                <m:t>​</m:t>
+              </m:r>
             </m:e>
             <m:sup>
               <m:r>
@@ -10391,9 +10394,6 @@
               </m:r>
             </m:sup>
           </m:sSup>
-          <m:r>
-            <m:t>​</m:t>
-          </m:r>
           <m:r>
             <m:rPr>
               <m:sty m:val="p"/>
@@ -10550,11 +10550,11 @@
         <w:t xml:space="preserve"> </w:t>
       </w:r>
       <m:oMath>
-        <m:r>
-          <m:t>​</m:t>
-        </m:r>
         <m:sSup>
           <m:e>
+            <m:r>
+              <m:t>​</m:t>
+            </m:r>
             <m:d>
               <m:dPr>
                 <m:begChr m:val="("/>
@@ -10597,6 +10597,9 @@
                 </m:r>
               </m:e>
             </m:d>
+            <m:r>
+              <m:t>​</m:t>
+            </m:r>
           </m:e>
           <m:sup>
             <m:r>
@@ -10604,9 +10607,6 @@
             </m:r>
           </m:sup>
         </m:sSup>
-        <m:r>
-          <m:t>​</m:t>
-        </m:r>
         <m:r>
           <m:rPr>
             <m:sty m:val="p"/>
@@ -11253,11 +11253,11 @@
                 </m:rPr>
                 <m:t>=</m:t>
               </m:r>
-              <m:r>
-                <m:t>​</m:t>
-              </m:r>
               <m:sSup>
                 <m:e>
+                  <m:r>
+                    <m:t>​</m:t>
+                  </m:r>
                   <m:d>
                     <m:dPr>
                       <m:begChr m:val="("/>
@@ -11300,6 +11300,9 @@
                       </m:r>
                     </m:e>
                   </m:d>
+                  <m:r>
+                    <m:t>​</m:t>
+                  </m:r>
                 </m:e>
                 <m:sup>
                   <m:r>
@@ -11307,9 +11310,6 @@
                   </m:r>
                 </m:sup>
               </m:sSup>
-              <m:r>
-                <m:t>​</m:t>
-              </m:r>
               <m:r>
                 <m:rPr>
                   <m:sty m:val="p"/>
@@ -13938,11 +13938,11 @@
                 </m:rPr>
                 <m:t>+</m:t>
               </m:r>
-              <m:r>
-                <m:t>​</m:t>
-              </m:r>
               <m:sSup>
                 <m:e>
+                  <m:r>
+                    <m:t>​</m:t>
+                  </m:r>
                   <m:d>
                     <m:dPr>
                       <m:begChr m:val="("/>
@@ -13987,6 +13987,9 @@
                       </m:r>
                     </m:e>
                   </m:d>
+                  <m:r>
+                    <m:t>​</m:t>
+                  </m:r>
                 </m:e>
                 <m:sup>
                   <m:r>
@@ -13994,9 +13997,6 @@
                   </m:r>
                 </m:sup>
               </m:sSup>
-              <m:r>
-                <m:t>​</m:t>
-              </m:r>
             </m:e>
             <m:e>
               <m:r>
@@ -14150,11 +14150,11 @@
                 </m:rPr>
                 <m:t>+</m:t>
               </m:r>
-              <m:r>
-                <m:t>​</m:t>
-              </m:r>
               <m:sSup>
                 <m:e>
+                  <m:r>
+                    <m:t>​</m:t>
+                  </m:r>
                   <m:d>
                     <m:dPr>
                       <m:begChr m:val="("/>
@@ -14197,6 +14197,9 @@
                       </m:r>
                     </m:e>
                   </m:d>
+                  <m:r>
+                    <m:t>​</m:t>
+                  </m:r>
                 </m:e>
                 <m:sup>
                   <m:r>
@@ -14204,9 +14207,6 @@
                   </m:r>
                 </m:sup>
               </m:sSup>
-              <m:r>
-                <m:t>​</m:t>
-              </m:r>
             </m:e>
             <m:e>
               <m:r>
@@ -19115,11 +19115,11 @@
                 </m:rPr>
                 <m:t>=</m:t>
               </m:r>
-              <m:r>
-                <m:t>​</m:t>
-              </m:r>
               <m:sSup>
                 <m:e>
+                  <m:r>
+                    <m:t>​</m:t>
+                  </m:r>
                   <m:d>
                     <m:dPr>
                       <m:begChr m:val="("/>
@@ -19162,6 +19162,9 @@
                       </m:r>
                     </m:e>
                   </m:d>
+                  <m:r>
+                    <m:t>​</m:t>
+                  </m:r>
                 </m:e>
                 <m:sup>
                   <m:r>
@@ -19169,9 +19172,6 @@
                   </m:r>
                 </m:sup>
               </m:sSup>
-              <m:r>
-                <m:t>​</m:t>
-              </m:r>
               <m:r>
                 <m:rPr>
                   <m:sty m:val="p"/>
@@ -23663,11 +23663,11 @@
         <w:t xml:space="preserve"> </w:t>
       </w:r>
       <m:oMath>
-        <m:r>
-          <m:t>​</m:t>
-        </m:r>
         <m:sSup>
           <m:e>
+            <m:r>
+              <m:t>​</m:t>
+            </m:r>
             <m:d>
               <m:dPr>
                 <m:begChr m:val="("/>
@@ -23710,6 +23710,9 @@
                 </m:r>
               </m:e>
             </m:d>
+            <m:r>
+              <m:t>​</m:t>
+            </m:r>
           </m:e>
           <m:sup>
             <m:r>
@@ -23717,9 +23720,6 @@
             </m:r>
           </m:sup>
         </m:sSup>
-        <m:r>
-          <m:t>​</m:t>
-        </m:r>
       </m:oMath>
       <w:r>
         <w:t xml:space="preserve"> </w:t>
@@ -23849,11 +23849,11 @@
                 </m:rPr>
                 <m:t>=</m:t>
               </m:r>
-              <m:r>
-                <m:t>​</m:t>
-              </m:r>
               <m:sSup>
                 <m:e>
+                  <m:r>
+                    <m:t>​</m:t>
+                  </m:r>
                   <m:d>
                     <m:dPr>
                       <m:begChr m:val="("/>
@@ -23896,6 +23896,9 @@
                       </m:r>
                     </m:e>
                   </m:d>
+                  <m:r>
+                    <m:t>​</m:t>
+                  </m:r>
                 </m:e>
                 <m:sup>
                   <m:r>
@@ -23903,9 +23906,6 @@
                   </m:r>
                 </m:sup>
               </m:sSup>
-              <m:r>
-                <m:t>​</m:t>
-              </m:r>
               <m:r>
                 <m:rPr>
                   <m:sty m:val="p"/>
@@ -24038,11 +24038,11 @@
                 </m:rPr>
                 <m:t>−</m:t>
               </m:r>
-              <m:r>
-                <m:t>​</m:t>
-              </m:r>
               <m:sSup>
                 <m:e>
+                  <m:r>
+                    <m:t>​</m:t>
+                  </m:r>
                   <m:d>
                     <m:dPr>
                       <m:begChr m:val="("/>
@@ -24085,6 +24085,9 @@
                       </m:r>
                     </m:e>
                   </m:d>
+                  <m:r>
+                    <m:t>​</m:t>
+                  </m:r>
                 </m:e>
                 <m:sup>
                   <m:r>
@@ -24093,9 +24096,6 @@
                 </m:sup>
               </m:sSup>
               <m:r>
-                <m:t>​</m:t>
-              </m:r>
-              <m:r>
                 <m:t>&amp;</m:t>
               </m:r>
               <m:r>
@@ -24108,11 +24108,11 @@
                 </m:rPr>
                 <m:t>(subtract </m:t>
               </m:r>
-              <m:r>
-                <m:t>​</m:t>
-              </m:r>
               <m:sSup>
                 <m:e>
+                  <m:r>
+                    <m:t>​</m:t>
+                  </m:r>
                   <m:d>
                     <m:dPr>
                       <m:begChr m:val="("/>
@@ -24155,6 +24155,9 @@
                       </m:r>
                     </m:e>
                   </m:d>
+                  <m:r>
+                    <m:t>​</m:t>
+                  </m:r>
                 </m:e>
                 <m:sup>
                   <m:r>
@@ -24163,9 +24166,6 @@
                 </m:sup>
               </m:sSup>
               <m:r>
-                <m:t>​</m:t>
-              </m:r>
-              <m:r>
                 <m:rPr>
                   <m:nor/>
                   <m:sty m:val="p"/>
@@ -24174,11 +24174,11 @@
               </m:r>
             </m:e>
             <m:e>
-              <m:r>
-                <m:t>​</m:t>
-              </m:r>
               <m:sSup>
                 <m:e>
+                  <m:r>
+                    <m:t>​</m:t>
+                  </m:r>
                   <m:d>
                     <m:dPr>
                       <m:begChr m:val="("/>
@@ -24221,6 +24221,9 @@
                       </m:r>
                     </m:e>
                   </m:d>
+                  <m:r>
+                    <m:t>​</m:t>
+                  </m:r>
                 </m:e>
                 <m:sup>
                   <m:r>
@@ -24228,9 +24231,6 @@
                   </m:r>
                 </m:sup>
               </m:sSup>
-              <m:r>
-                <m:t>​</m:t>
-              </m:r>
               <m:r>
                 <m:t>&amp;</m:t>
               </m:r>
@@ -24278,11 +24278,11 @@
                 </m:rPr>
                 <m:t>−</m:t>
               </m:r>
-              <m:r>
-                <m:t>​</m:t>
-              </m:r>
               <m:sSup>
                 <m:e>
+                  <m:r>
+                    <m:t>​</m:t>
+                  </m:r>
                   <m:d>
                     <m:dPr>
                       <m:begChr m:val="("/>
@@ -24325,6 +24325,9 @@
                       </m:r>
                     </m:e>
                   </m:d>
+                  <m:r>
+                    <m:t>​</m:t>
+                  </m:r>
                 </m:e>
                 <m:sup>
                   <m:r>
@@ -24332,9 +24335,6 @@
                   </m:r>
                 </m:sup>
               </m:sSup>
-              <m:r>
-                <m:t>​</m:t>
-              </m:r>
               <m:r>
                 <m:t>&amp;</m:t>
               </m:r>
@@ -24386,11 +24386,11 @@
                 </m:rPr>
                 <m:t>=</m:t>
               </m:r>
-              <m:r>
-                <m:t>​</m:t>
-              </m:r>
               <m:sSup>
                 <m:e>
+                  <m:r>
+                    <m:t>​</m:t>
+                  </m:r>
                   <m:d>
                     <m:dPr>
                       <m:begChr m:val="("/>
@@ -24433,6 +24433,9 @@
                       </m:r>
                     </m:e>
                   </m:d>
+                  <m:r>
+                    <m:t>​</m:t>
+                  </m:r>
                 </m:e>
                 <m:sup>
                   <m:r>
@@ -24441,9 +24444,6 @@
                 </m:sup>
               </m:sSup>
               <m:r>
-                <m:t>​</m:t>
-              </m:r>
-              <m:r>
                 <m:rPr>
                   <m:nor/>
                   <m:sty m:val="p"/>
@@ -24452,11 +24452,11 @@
               </m:r>
             </m:e>
             <m:e>
-              <m:r>
-                <m:t>​</m:t>
-              </m:r>
               <m:sSup>
                 <m:e>
+                  <m:r>
+                    <m:t>​</m:t>
+                  </m:r>
                   <m:d>
                     <m:dPr>
                       <m:begChr m:val="("/>
@@ -24499,6 +24499,9 @@
                       </m:r>
                     </m:e>
                   </m:d>
+                  <m:r>
+                    <m:t>​</m:t>
+                  </m:r>
                 </m:e>
                 <m:sup>
                   <m:r>
@@ -24506,9 +24509,6 @@
                   </m:r>
                 </m:sup>
               </m:sSup>
-              <m:r>
-                <m:t>​</m:t>
-              </m:r>
               <m:r>
                 <m:t>&amp;</m:t>
               </m:r>
@@ -24556,11 +24556,11 @@
                 </m:rPr>
                 <m:t>−</m:t>
               </m:r>
-              <m:r>
-                <m:t>​</m:t>
-              </m:r>
               <m:sSup>
                 <m:e>
+                  <m:r>
+                    <m:t>​</m:t>
+                  </m:r>
                   <m:d>
                     <m:dPr>
                       <m:begChr m:val="("/>
@@ -24603,6 +24603,9 @@
                       </m:r>
                     </m:e>
                   </m:d>
+                  <m:r>
+                    <m:t>​</m:t>
+                  </m:r>
                 </m:e>
                 <m:sup>
                   <m:r>
@@ -24610,9 +24613,6 @@
                   </m:r>
                 </m:sup>
               </m:sSup>
-              <m:r>
-                <m:t>​</m:t>
-              </m:r>
               <m:r>
                 <m:t>&amp;</m:t>
               </m:r>
@@ -24743,11 +24743,11 @@
           <m:jc m:val="center"/>
         </m:oMathParaPr>
         <m:oMath>
-          <m:r>
-            <m:t>​</m:t>
-          </m:r>
           <m:sSup>
             <m:e>
+              <m:r>
+                <m:t>​</m:t>
+              </m:r>
               <m:d>
                 <m:dPr>
                   <m:begChr m:val="("/>
@@ -24790,6 +24790,9 @@
                   </m:r>
                 </m:e>
               </m:d>
+              <m:r>
+                <m:t>​</m:t>
+              </m:r>
             </m:e>
             <m:sup>
               <m:r>
@@ -24797,9 +24800,6 @@
               </m:r>
             </m:sup>
           </m:sSup>
-          <m:r>
-            <m:t>​</m:t>
-          </m:r>
           <m:r>
             <m:rPr>
               <m:sty m:val="p"/>
@@ -24844,11 +24844,11 @@
             </m:rPr>
             <m:t>−</m:t>
           </m:r>
-          <m:r>
-            <m:t>​</m:t>
-          </m:r>
           <m:sSup>
             <m:e>
+              <m:r>
+                <m:t>​</m:t>
+              </m:r>
               <m:d>
                 <m:dPr>
                   <m:begChr m:val="("/>
@@ -24891,6 +24891,9 @@
                   </m:r>
                 </m:e>
               </m:d>
+              <m:r>
+                <m:t>​</m:t>
+              </m:r>
             </m:e>
             <m:sup>
               <m:r>
@@ -24898,9 +24901,6 @@
               </m:r>
             </m:sup>
           </m:sSup>
-          <m:r>
-            <m:t>​</m:t>
-          </m:r>
         </m:oMath>
       </m:oMathPara>
     </w:p>
